--- a/servidor/almacenamiento/documento-1774330150650-64571289.docx
+++ b/servidor/almacenamiento/documento-1774330150650-64571289.docx
@@ -110,7 +110,7 @@
                 <v:stroke joinstyle="miter"/>
                 <v:path gradientshapeok="t" o:connecttype="rect"/>
               </v:shapetype>
-              <v:shape id="Cuadro de texto 1" o:spid="_x0000_s1026" type="#_x0000_t202" style="position:absolute;left:0;text-align:left;margin-left:483.75pt;margin-top:-64pt;width:58.5pt;height:19.5pt;z-index:251661312;visibility:visible;mso-wrap-style:square;mso-width-percent:0;mso-height-percent:0;mso-wrap-distance-left:9pt;mso-wrap-distance-top:0;mso-wrap-distance-right:9pt;mso-wrap-distance-bottom:0;mso-position-horizontal:absolute;mso-position-horizontal-relative:margin;mso-position-vertical:absolute;mso-position-vertical-relative:text;mso-width-percent:0;mso-height-percent:0;mso-width-relative:margin;mso-height-relative:margin;v-text-anchor:top" o:gfxdata="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" fillcolor="white [3201]" strokeweight=".5pt">
+              <v:shape id="Cuadro de texto 1" o:spid="_x0000_s1026" type="#_x0000_t202" style="position:absolute;left:0;text-align:left;margin-left:483.75pt;margin-top:-64pt;width:58.5pt;height:19.5pt;z-index:251661312;visibility:visible;mso-wrap-style:square;mso-width-percent:0;mso-height-percent:0;mso-wrap-distance-left:9pt;mso-wrap-distance-top:0;mso-wrap-distance-right:9pt;mso-wrap-distance-bottom:0;mso-position-horizontal:absolute;mso-position-horizontal-relative:margin;mso-position-vertical:absolute;mso-position-vertical-relative:text;mso-width-percent:0;mso-height-percent:0;mso-width-relative:margin;mso-height-relative:margin;v-text-anchor:top" o:gfxdata="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" fillcolor="white 3201" strokeweight=".5pt">
                 <v:textbox>
                   <w:txbxContent>
                     <w:p>
@@ -279,7 +279,7 @@
               <w:rPr>
                 <w:rFonts w:ascii="Bell MT" w:hAnsi="Bell MT"/>
               </w:rPr>
-              <w:t>Nombres:</w:t>
+              <w:t>Nombres: [[NOMBRE]]         </w:t>
             </w:r>
           </w:p>
         </w:tc>
@@ -315,7 +315,7 @@
               <w:rPr>
                 <w:rFonts w:ascii="Bell MT" w:hAnsi="Bell MT"/>
               </w:rPr>
-              <w:t>Carrera:</w:t>
+              <w:t>Carrera: [[CARRERA]]         </w:t>
             </w:r>
           </w:p>
         </w:tc>
@@ -357,7 +357,7 @@
               <w:rPr>
                 <w:rFonts w:ascii="Bell MT" w:hAnsi="Bell MT"/>
               </w:rPr>
-              <w:t>Apellidos:</w:t>
+              <w:t>Apellidos: [[APELLIDO]]         </w:t>
             </w:r>
           </w:p>
         </w:tc>
@@ -393,7 +393,7 @@
               <w:rPr>
                 <w:rFonts w:ascii="Bell MT" w:hAnsi="Bell MT"/>
               </w:rPr>
-              <w:t>Semestre:</w:t>
+              <w:t>Semestre: [[SEMESTRE]]         </w:t>
             </w:r>
           </w:p>
         </w:tc>
@@ -435,7 +435,7 @@
               <w:rPr>
                 <w:rFonts w:ascii="Bell MT" w:hAnsi="Bell MT"/>
               </w:rPr>
-              <w:t xml:space="preserve">Contacto Estudiante: </w:t>
+              <w:t xml:space="preserve">Contacto Estudiante: [[CONTACTO]]          </w:t>
             </w:r>
           </w:p>
         </w:tc>
@@ -471,7 +471,7 @@
               <w:rPr>
                 <w:rFonts w:ascii="Bell MT" w:hAnsi="Bell MT"/>
               </w:rPr>
-              <w:t xml:space="preserve">Fecha emisión: </w:t>
+              <w:t xml:space="preserve">Fecha emisión: [[FECHA_EMISION]]          </w:t>
             </w:r>
           </w:p>
         </w:tc>
@@ -660,7 +660,7 @@
               <w:rPr>
                 <w:rFonts w:ascii="Bell MT" w:hAnsi="Bell MT"/>
               </w:rPr>
-              <w:t xml:space="preserve"> DETALLE LA DIFICULTAD IDENTIFICADA </w:t>
+              <w:t xml:space="preserve">  LA DIFICULTAD IDENTIFICADA          </w:t>
             </w:r>
           </w:p>
         </w:tc>
@@ -769,7 +769,6 @@
               <w:rPr>
                 <w:rFonts w:ascii="Bell MT" w:hAnsi="Bell MT"/>
               </w:rPr>
-              <w:t xml:space="preserve"> </w:t>
             </w:r>
           </w:p>
         </w:tc>
@@ -919,7 +918,7 @@
               <w:rPr>
                 <w:rFonts w:ascii="Bell MT" w:hAnsi="Bell MT"/>
               </w:rPr>
-              <w:t>REMISION A DEPARTAMENTO MÉDICO</w:t>
+              <w:t> A DEPARTAMENTO MÉDICO         </w:t>
             </w:r>
           </w:p>
         </w:tc>
